--- a/Avanzado/Modulo5/documentacion/06_Novedades/03_Endoscopia-de-forma-simple.docx
+++ b/Avanzado/Modulo5/documentacion/06_Novedades/03_Endoscopia-de-forma-simple.docx
@@ -17,7 +17,7 @@
     </w:p>
     <w:p>
       <w:r>
-        <w:t>Ya podés comunicarte telefónicamente al 0800-666-6587 de lunes a viernes de 8:00 a 20:00 hs o vía WhatsApp al +549 11 4493-2017 para solicitar un turno para endoscopía digestiva alta o colonoscopia, según indicación médica.</w:t>
+        <w:t>Ya podés comunicarte por mail a mwquiero@gmail.com o por WhatsApp (por chat en el Workflow del asistente) para solicitar un turno para endoscopía digestiva alta o colonoscopia, según indicación médica.</w:t>
       </w:r>
     </w:p>
     <w:p>
